--- a/docs/Laleli_Kozmetik_Final_Rapor.docx
+++ b/docs/Laleli_Kozmetik_Final_Rapor.docx
@@ -3093,7 +3093,7 @@
       <w:r>
         <w:drawing>
           <wp:inline xmlns:a="http://schemas.openxmlformats.org/drawingml/2006/main" xmlns:pic="http://schemas.openxmlformats.org/drawingml/2006/picture">
-            <wp:extent cx="5943600" cy="3311434"/>
+            <wp:extent cx="5943600" cy="3442378"/>
             <wp:docPr id="2" name="Picture 2"/>
             <wp:cNvGraphicFramePr>
               <a:graphicFrameLocks noChangeAspect="1"/>
@@ -3102,7 +3102,7 @@
               <a:graphicData uri="http://schemas.openxmlformats.org/drawingml/2006/picture">
                 <pic:pic>
                   <pic:nvPicPr>
-                    <pic:cNvPr id="0" name="kategori_yonetimi_ekrani.png"/>
+                    <pic:cNvPr id="0" name="04_kategoriler.png"/>
                     <pic:cNvPicPr/>
                   </pic:nvPicPr>
                   <pic:blipFill>
@@ -3114,7 +3114,7 @@
                   <pic:spPr>
                     <a:xfrm>
                       <a:off x="0" y="0"/>
-                      <a:ext cx="5943600" cy="3311434"/>
+                      <a:ext cx="5943600" cy="3442378"/>
                     </a:xfrm>
                     <a:prstGeom prst="rect"/>
                   </pic:spPr>
@@ -3140,7 +3140,7 @@
       <w:r>
         <w:drawing>
           <wp:inline xmlns:a="http://schemas.openxmlformats.org/drawingml/2006/main" xmlns:pic="http://schemas.openxmlformats.org/drawingml/2006/picture">
-            <wp:extent cx="5943600" cy="3311434"/>
+            <wp:extent cx="5943600" cy="3442378"/>
             <wp:docPr id="3" name="Picture 3"/>
             <wp:cNvGraphicFramePr>
               <a:graphicFrameLocks noChangeAspect="1"/>
@@ -3149,7 +3149,7 @@
               <a:graphicData uri="http://schemas.openxmlformats.org/drawingml/2006/picture">
                 <pic:pic>
                   <pic:nvPicPr>
-                    <pic:cNvPr id="0" name="urun_yonetimi_ekrani.png"/>
+                    <pic:cNvPr id="0" name="01_urun_yonetimi.png"/>
                     <pic:cNvPicPr/>
                   </pic:nvPicPr>
                   <pic:blipFill>
@@ -3161,7 +3161,7 @@
                   <pic:spPr>
                     <a:xfrm>
                       <a:off x="0" y="0"/>
-                      <a:ext cx="5943600" cy="3311434"/>
+                      <a:ext cx="5943600" cy="3442378"/>
                     </a:xfrm>
                     <a:prstGeom prst="rect"/>
                   </pic:spPr>
@@ -3187,7 +3187,7 @@
       <w:r>
         <w:drawing>
           <wp:inline xmlns:a="http://schemas.openxmlformats.org/drawingml/2006/main" xmlns:pic="http://schemas.openxmlformats.org/drawingml/2006/picture">
-            <wp:extent cx="5943600" cy="3311434"/>
+            <wp:extent cx="5943600" cy="3442378"/>
             <wp:docPr id="4" name="Picture 4"/>
             <wp:cNvGraphicFramePr>
               <a:graphicFrameLocks noChangeAspect="1"/>
@@ -3196,7 +3196,7 @@
               <a:graphicData uri="http://schemas.openxmlformats.org/drawingml/2006/picture">
                 <pic:pic>
                   <pic:nvPicPr>
-                    <pic:cNvPr id="0" name="musteri_kaydi_ekrani.png"/>
+                    <pic:cNvPr id="0" name="02_musteri_kaydi.png"/>
                     <pic:cNvPicPr/>
                   </pic:nvPicPr>
                   <pic:blipFill>
@@ -3208,7 +3208,7 @@
                   <pic:spPr>
                     <a:xfrm>
                       <a:off x="0" y="0"/>
-                      <a:ext cx="5943600" cy="3311434"/>
+                      <a:ext cx="5943600" cy="3442378"/>
                     </a:xfrm>
                     <a:prstGeom prst="rect"/>
                   </pic:spPr>
@@ -3234,7 +3234,7 @@
       <w:r>
         <w:drawing>
           <wp:inline xmlns:a="http://schemas.openxmlformats.org/drawingml/2006/main" xmlns:pic="http://schemas.openxmlformats.org/drawingml/2006/picture">
-            <wp:extent cx="5943600" cy="3311434"/>
+            <wp:extent cx="5943600" cy="3442378"/>
             <wp:docPr id="5" name="Picture 5"/>
             <wp:cNvGraphicFramePr>
               <a:graphicFrameLocks noChangeAspect="1"/>
@@ -3243,7 +3243,7 @@
               <a:graphicData uri="http://schemas.openxmlformats.org/drawingml/2006/picture">
                 <pic:pic>
                   <pic:nvPicPr>
-                    <pic:cNvPr id="0" name="satis_ekrani.png"/>
+                    <pic:cNvPr id="0" name="03_satis_ekrani.png"/>
                     <pic:cNvPicPr/>
                   </pic:nvPicPr>
                   <pic:blipFill>
@@ -3255,7 +3255,7 @@
                   <pic:spPr>
                     <a:xfrm>
                       <a:off x="0" y="0"/>
-                      <a:ext cx="5943600" cy="3311434"/>
+                      <a:ext cx="5943600" cy="3442378"/>
                     </a:xfrm>
                     <a:prstGeom prst="rect"/>
                   </pic:spPr>
@@ -3272,6 +3272,22 @@
       </w:pPr>
       <w:r>
         <w:rPr>
+          <w:color w:val="2E74B5"/>
+        </w:rPr>
+        <w:t>GitHub Linki</w:t>
+      </w:r>
+    </w:p>
+    <w:p>
+      <w:r>
+        <w:t>https://github.com/emirllli/LaleliKozmetik-Veritabani-Projesi</w:t>
+      </w:r>
+    </w:p>
+    <w:p>
+      <w:pPr>
+        <w:pStyle w:val="Heading1"/>
+      </w:pPr>
+      <w:r>
+        <w:rPr>
           <w:rFonts w:ascii="Calibri" w:hAnsi="Calibri"/>
           <w:color w:val="2E74B5"/>
         </w:rPr>
@@ -3279,51 +3295,8 @@
       </w:r>
     </w:p>
     <w:p>
-      <w:pPr>
-        <w:pStyle w:val="ListBullet"/>
-      </w:pPr>
       <w:r>
-        <w:t>SQL scripti: sql/laleli_kozmetik_database.sql dosyasi MySQL uzerinde calistirilir.</w:t>
-      </w:r>
-    </w:p>
-    <w:p>
-      <w:pPr>
-        <w:pStyle w:val="ListBullet"/>
-      </w:pPr>
-      <w:r>
-        <w:t>C# proje: LaleliKozmetik.sln Visual Studio ile acilir ve calistirilir.</w:t>
-      </w:r>
-    </w:p>
-    <w:p>
-      <w:pPr>
-        <w:pStyle w:val="ListBullet"/>
-      </w:pPr>
-      <w:r>
-        <w:t>Video 1: MySQL tarafinda trigger ve function gosterilir.</w:t>
-      </w:r>
-    </w:p>
-    <w:p>
-      <w:pPr>
-        <w:pStyle w:val="ListBullet"/>
-      </w:pPr>
-      <w:r>
-        <w:t>Video 2: Uygulamada kategori, urun, musteri ve satis CRUD islemleri gosterilir.</w:t>
-      </w:r>
-    </w:p>
-    <w:p>
-      <w:pPr>
-        <w:pStyle w:val="ListBullet"/>
-      </w:pPr>
-      <w:r>
-        <w:t>Video 3: Satis yapildiktan sonra stok miktarinin dustugu, satis silinince stok iadesi oldugu gosterilir.</w:t>
-      </w:r>
-    </w:p>
-    <w:p>
-      <w:pPr>
-        <w:pStyle w:val="ListBullet"/>
-      </w:pPr>
-      <w:r>
-        <w:t>GitHub: Tum proje, SQL scripti, ER diyagrami ve rapor yuklenir.</w:t>
+        <w:t xml:space="preserve">Video linki: </w:t>
       </w:r>
     </w:p>
     <w:sectPr>

--- a/docs/Laleli_Kozmetik_Final_Rapor.docx
+++ b/docs/Laleli_Kozmetik_Final_Rapor.docx
@@ -12,9 +12,9 @@
           <w:color w:val="1F4E79"/>
           <w:sz w:val="36"/>
         </w:rPr>
-        <w:t>Laleli Kozmetik ve Kisisel Bakim Magazasi</w:t>
+        <w:t>Laleli Kozmetik ve Kişisel Bakım Mağazası</w:t>
         <w:br/>
-        <w:t>Veritabani Yonetim Sistemleri II Final Odevi</w:t>
+        <w:t>Veritabanı Yönetim Sistemleri II Final Ödevi</w:t>
       </w:r>
     </w:p>
     <w:p>
@@ -46,12 +46,12 @@
           <w:rFonts w:ascii="Calibri" w:hAnsi="Calibri"/>
           <w:color w:val="2E74B5"/>
         </w:rPr>
-        <w:t>ADIM-1: Senaryo ve Problem Tanimi</w:t>
+        <w:t>ADIM-1: Senaryo ve Problem Tanımı</w:t>
       </w:r>
     </w:p>
     <w:p>
       <w:r>
-        <w:t>Bu proje, makyaj, cilt bakimi, parfum ve kisisel bakim urunleri satan Laleli Kozmetik ve Kisisel Bakim Magazasi icin hazirlanmistir. Magazada urun giris-cikislari, musteri kayitlari ve satis hareketleri tek bir veritabani uzerinden takip edilir.</w:t>
+        <w:t>Bu proje, makyaj, cilt bakımı, parfüm ve kişisel bakım ürünleri satan Laleli Kozmetik ve Kişisel Bakım Mağazası için hazırlanmıştır. Mağazada ürün giriş-çıkışları, müşteri kayıtları ve satış hareketleri tek bir veritabanı üzerinden takip edilir.</w:t>
       </w:r>
     </w:p>
     <w:p>
@@ -59,7 +59,7 @@
         <w:pStyle w:val="ListBullet"/>
       </w:pPr>
       <w:r>
-        <w:t>Problem: Stok takibi defter veya daginik dosyalarla yapildigi icin guncel stok miktari hizli gorulememektedir.</w:t>
+        <w:t>Problem: Stok takibi defter veya dağınık dosyalarla yapıldığı için güncel stok miktarı hızlı görülememektedir.</w:t>
       </w:r>
     </w:p>
     <w:p>
@@ -67,7 +67,7 @@
         <w:pStyle w:val="ListBullet"/>
       </w:pPr>
       <w:r>
-        <w:t>Problem: Musterilere yapilan satislar raporlanamadigi icin musteri bazli toplam harcama izlenememektedir.</w:t>
+        <w:t>Problem: Müşterilere yapılan satışlar raporlanamadığı için müşteri bazlı toplam harcama izlenememektedir.</w:t>
       </w:r>
     </w:p>
     <w:p>
@@ -75,7 +75,7 @@
         <w:pStyle w:val="ListBullet"/>
       </w:pPr>
       <w:r>
-        <w:t>Hedef: Satis yapildiginda urun stok miktarini otomatik azaltan ve satis raporu sunan bir sistem gelistirmek.</w:t>
+        <w:t>Hedef: Satış yapıldığında ürün stok miktarını otomatik azaltan ve satış raporu sunan bir sistem geliştirmek.</w:t>
       </w:r>
     </w:p>
     <w:p>
@@ -83,7 +83,7 @@
         <w:pStyle w:val="ListBullet"/>
       </w:pPr>
       <w:r>
-        <w:t>Kisit: Kayitli olmayan musteriye veya kayitli olmayan urune satis yapilmaz.</w:t>
+        <w:t>Kısıt: Kayıtlı olmayan müşteriye veya kayıtlı olmayan ürüne satış yapılmaz.</w:t>
       </w:r>
     </w:p>
     <w:p>
@@ -91,7 +91,7 @@
         <w:pStyle w:val="ListBullet"/>
       </w:pPr>
       <w:r>
-        <w:t>Kisit: Stok miktari yetersizse satis islemi BLL ve trigger tarafinda engellenir.</w:t>
+        <w:t>Kısıt: Stok miktarı yetersizse satış işlemi BLL ve trigger tarafında engellenir.</w:t>
       </w:r>
     </w:p>
     <w:p>
@@ -103,17 +103,160 @@
           <w:rFonts w:ascii="Calibri" w:hAnsi="Calibri"/>
           <w:color w:val="2E74B5"/>
         </w:rPr>
-        <w:t>ADIM-2: Veritabani Tasarimi</w:t>
+        <w:t>ADIM-2: Varlıklar ve Nitelikler</w:t>
       </w:r>
     </w:p>
     <w:p>
       <w:pPr>
+        <w:pStyle w:val="ListBullet"/>
+      </w:pPr>
+      <w:r>
+        <w:t>Kategoriler (Kategori ID, Kategori Adı, Açıklama)</w:t>
+      </w:r>
+    </w:p>
+    <w:p>
+      <w:pPr>
+        <w:pStyle w:val="ListBullet"/>
+      </w:pPr>
+      <w:r>
+        <w:t>Ürünler (Ürün ID, Kategori ID, Ürün Adı, Marka, Birim Fiyat, Stok Miktarı, Barkod)</w:t>
+      </w:r>
+    </w:p>
+    <w:p>
+      <w:pPr>
+        <w:pStyle w:val="ListBullet"/>
+      </w:pPr>
+      <w:r>
+        <w:t>Müşteriler (Müşteri ID, Ad, Soyad, Telefon, E-posta, Adres)</w:t>
+      </w:r>
+    </w:p>
+    <w:p>
+      <w:pPr>
+        <w:pStyle w:val="ListBullet"/>
+      </w:pPr>
+      <w:r>
+        <w:t>Satışlar (Satış ID, Ürün ID, Müşteri ID, Adet, Birim Fiyat, Toplam Tutar, Satış Tarihi)</w:t>
+      </w:r>
+    </w:p>
+    <w:p>
+      <w:pPr>
+        <w:pStyle w:val="Heading2"/>
+      </w:pPr>
+      <w:r>
+        <w:rPr>
+          <w:rFonts w:ascii="Calibri" w:hAnsi="Calibri"/>
+          <w:color w:val="2E7478"/>
+        </w:rPr>
+        <w:t>Varlıklar Arası İlişkiler</w:t>
+      </w:r>
+    </w:p>
+    <w:p>
+      <w:pPr>
+        <w:pStyle w:val="ListBullet"/>
+      </w:pPr>
+      <w:r>
+        <w:rPr>
+          <w:b/>
+        </w:rPr>
+        <w:t>Kategori-Ürün</w:t>
+      </w:r>
+    </w:p>
+    <w:p>
+      <w:pPr>
+        <w:pStyle w:val="ListBullet"/>
+        <w:ind w:left="576"/>
+      </w:pPr>
+      <w:r>
+        <w:t>Bir kategoride birden fazla ürün bulunabilir.</w:t>
+      </w:r>
+    </w:p>
+    <w:p>
+      <w:pPr>
+        <w:pStyle w:val="ListBullet"/>
+        <w:ind w:left="576"/>
+      </w:pPr>
+      <w:r>
+        <w:t>1:N</w:t>
+      </w:r>
+    </w:p>
+    <w:p>
+      <w:pPr>
+        <w:pStyle w:val="ListBullet"/>
+      </w:pPr>
+      <w:r>
+        <w:rPr>
+          <w:b/>
+        </w:rPr>
+        <w:t>Ürün-Satış</w:t>
+      </w:r>
+    </w:p>
+    <w:p>
+      <w:pPr>
+        <w:pStyle w:val="ListBullet"/>
+        <w:ind w:left="576"/>
+      </w:pPr>
+      <w:r>
+        <w:t>Bir ürün birden fazla satışta bulunabilir.</w:t>
+      </w:r>
+    </w:p>
+    <w:p>
+      <w:pPr>
+        <w:pStyle w:val="ListBullet"/>
+        <w:ind w:left="576"/>
+      </w:pPr>
+      <w:r>
+        <w:t>1:N</w:t>
+      </w:r>
+    </w:p>
+    <w:p>
+      <w:pPr>
+        <w:pStyle w:val="ListBullet"/>
+      </w:pPr>
+      <w:r>
+        <w:rPr>
+          <w:b/>
+        </w:rPr>
+        <w:t>Müşteri-Satış</w:t>
+      </w:r>
+    </w:p>
+    <w:p>
+      <w:pPr>
+        <w:pStyle w:val="ListBullet"/>
+        <w:ind w:left="576"/>
+      </w:pPr>
+      <w:r>
+        <w:t>Bir müşteri birden fazla satın alma yapabilir.</w:t>
+      </w:r>
+    </w:p>
+    <w:p>
+      <w:pPr>
+        <w:pStyle w:val="ListBullet"/>
+        <w:ind w:left="576"/>
+      </w:pPr>
+      <w:r>
+        <w:t>1:N</w:t>
+      </w:r>
+    </w:p>
+    <w:p>
+      <w:pPr>
+        <w:pStyle w:val="Heading2"/>
+      </w:pPr>
+      <w:r>
+        <w:rPr>
+          <w:rFonts w:ascii="Calibri" w:hAnsi="Calibri"/>
+          <w:color w:val="2E7478"/>
+        </w:rPr>
+        <w:t>Er-Şeması</w:t>
+      </w:r>
+    </w:p>
+    <w:p>
+      <w:pPr>
         <w:jc w:val="center"/>
       </w:pPr>
       <w:r>
         <w:drawing>
           <wp:inline xmlns:a="http://schemas.openxmlformats.org/drawingml/2006/main" xmlns:pic="http://schemas.openxmlformats.org/drawingml/2006/picture">
-            <wp:extent cx="5943600" cy="3311434"/>
+            <wp:extent cx="5943600" cy="5305127"/>
             <wp:docPr id="1" name="Picture 1"/>
             <wp:cNvGraphicFramePr>
               <a:graphicFrameLocks noChangeAspect="1"/>
@@ -122,7 +265,7 @@
               <a:graphicData uri="http://schemas.openxmlformats.org/drawingml/2006/picture">
                 <pic:pic>
                   <pic:nvPicPr>
-                    <pic:cNvPr id="0" name="er_diagram.png"/>
+                    <pic:cNvPr id="0" name="yeni_veritabani_semasi.png"/>
                     <pic:cNvPicPr/>
                   </pic:nvPicPr>
                   <pic:blipFill>
@@ -134,7 +277,7 @@
                   <pic:spPr>
                     <a:xfrm>
                       <a:off x="0" y="0"/>
-                      <a:ext cx="5943600" cy="3311434"/>
+                      <a:ext cx="5943600" cy="5305127"/>
                     </a:xfrm>
                     <a:prstGeom prst="rect"/>
                   </pic:spPr>
@@ -145,297 +288,75 @@
         </w:drawing>
       </w:r>
     </w:p>
-    <w:tbl>
-      <w:tblPr>
-        <w:tblStyle w:val="TableGrid"/>
-        <w:tblW w:type="auto" w:w="0"/>
-        <w:jc w:val="center"/>
-        <w:tblLook w:firstColumn="1" w:firstRow="1" w:lastColumn="0" w:lastRow="0" w:noHBand="0" w:noVBand="1" w:val="04A0"/>
-      </w:tblPr>
-      <w:tblGrid>
-        <w:gridCol w:w="4680"/>
-        <w:gridCol w:w="4680"/>
-      </w:tblGrid>
-      <w:tr>
-        <w:tc>
-          <w:tcPr>
-            <w:tcW w:type="dxa" w:w="4680"/>
-            <w:shd w:fill="D9EAF7"/>
-            <w:vAlign w:val="center"/>
-          </w:tcPr>
-          <w:p>
-            <w:r>
-              <w:t>Varlik</w:t>
-            </w:r>
-          </w:p>
-        </w:tc>
-        <w:tc>
-          <w:tcPr>
-            <w:tcW w:type="dxa" w:w="4680"/>
-            <w:shd w:fill="D9EAF7"/>
-            <w:vAlign w:val="center"/>
-          </w:tcPr>
-          <w:p>
-            <w:r>
-              <w:t>Nitelikler</w:t>
-            </w:r>
-          </w:p>
-        </w:tc>
-      </w:tr>
-      <w:tr>
-        <w:tc>
-          <w:tcPr>
-            <w:tcW w:type="dxa" w:w="4680"/>
-            <w:vAlign w:val="center"/>
-          </w:tcPr>
-          <w:p>
-            <w:r>
-              <w:t>Kategoriler</w:t>
-            </w:r>
-          </w:p>
-        </w:tc>
-        <w:tc>
-          <w:tcPr>
-            <w:tcW w:type="dxa" w:w="4680"/>
-            <w:vAlign w:val="center"/>
-          </w:tcPr>
-          <w:p>
-            <w:r>
-              <w:t>kategori_id PK, kategori_adi, aciklama</w:t>
-            </w:r>
-          </w:p>
-        </w:tc>
-      </w:tr>
-      <w:tr>
-        <w:tc>
-          <w:tcPr>
-            <w:tcW w:type="dxa" w:w="4680"/>
-            <w:vAlign w:val="center"/>
-          </w:tcPr>
-          <w:p>
-            <w:r>
-              <w:t>Urunler</w:t>
-            </w:r>
-          </w:p>
-        </w:tc>
-        <w:tc>
-          <w:tcPr>
-            <w:tcW w:type="dxa" w:w="4680"/>
-            <w:vAlign w:val="center"/>
-          </w:tcPr>
-          <w:p>
-            <w:r>
-              <w:t>urun_id PK, kategori_id FK, urun_adi, marka, birim_fiyat, stok_miktari, barkod</w:t>
-            </w:r>
-          </w:p>
-        </w:tc>
-      </w:tr>
-      <w:tr>
-        <w:tc>
-          <w:tcPr>
-            <w:tcW w:type="dxa" w:w="4680"/>
-            <w:vAlign w:val="center"/>
-          </w:tcPr>
-          <w:p>
-            <w:r>
-              <w:t>Musteriler</w:t>
-            </w:r>
-          </w:p>
-        </w:tc>
-        <w:tc>
-          <w:tcPr>
-            <w:tcW w:type="dxa" w:w="4680"/>
-            <w:vAlign w:val="center"/>
-          </w:tcPr>
-          <w:p>
-            <w:r>
-              <w:t>musteri_id PK, ad, soyad, telefon, eposta, adres</w:t>
-            </w:r>
-          </w:p>
-        </w:tc>
-      </w:tr>
-      <w:tr>
-        <w:tc>
-          <w:tcPr>
-            <w:tcW w:type="dxa" w:w="4680"/>
-            <w:vAlign w:val="center"/>
-          </w:tcPr>
-          <w:p>
-            <w:r>
-              <w:t>Satislar</w:t>
-            </w:r>
-          </w:p>
-        </w:tc>
-        <w:tc>
-          <w:tcPr>
-            <w:tcW w:type="dxa" w:w="4680"/>
-            <w:vAlign w:val="center"/>
-          </w:tcPr>
-          <w:p>
-            <w:r>
-              <w:t>satis_id PK, urun_id FK, musteri_id FK, adet, birim_fiyat, toplam_tutar, satis_tarihi</w:t>
-            </w:r>
-          </w:p>
-        </w:tc>
-      </w:tr>
-    </w:tbl>
+    <w:p>
+      <w:pPr>
+        <w:pStyle w:val="Heading2"/>
+      </w:pPr>
+      <w:r>
+        <w:rPr>
+          <w:rFonts w:ascii="Calibri" w:hAnsi="Calibri"/>
+          <w:color w:val="2E7478"/>
+        </w:rPr>
+        <w:t>İlişkisel (Mantıksal) Şema</w:t>
+      </w:r>
+    </w:p>
+    <w:p>
+      <w:r>
+        <w:t>Kategoriler = {</w:t>
+      </w:r>
+      <w:r>
+        <w:rPr>
+          <w:u w:val="single"/>
+        </w:rPr>
+        <w:t>Kategori ID</w:t>
+      </w:r>
+      <w:r>
+        <w:t>, Kategori Adı, Açıklama}</w:t>
+      </w:r>
+    </w:p>
+    <w:p>
+      <w:r>
+        <w:t>Ürünler = {</w:t>
+      </w:r>
+      <w:r>
+        <w:rPr>
+          <w:u w:val="single"/>
+        </w:rPr>
+        <w:t>Ürün ID</w:t>
+      </w:r>
+      <w:r>
+        <w:t>, +Kategori ID, Ürün Adı, Marka, Birim Fiyat, Stok Miktarı, Barkod}</w:t>
+      </w:r>
+    </w:p>
+    <w:p>
+      <w:r>
+        <w:t>Müşteriler = {</w:t>
+      </w:r>
+      <w:r>
+        <w:rPr>
+          <w:u w:val="single"/>
+        </w:rPr>
+        <w:t>Müşteri ID</w:t>
+      </w:r>
+      <w:r>
+        <w:t>, Ad, Soyad, Telefon, E-posta, Adres}</w:t>
+      </w:r>
+    </w:p>
+    <w:p>
+      <w:r>
+        <w:t>Satışlar = {</w:t>
+      </w:r>
+      <w:r>
+        <w:rPr>
+          <w:u w:val="single"/>
+        </w:rPr>
+        <w:t>Satış ID</w:t>
+      </w:r>
+      <w:r>
+        <w:t>, +Ürün ID, +Müşteri ID, Adet, Birim Fiyat, Toplam Tutar, Satış Tarihi}</w:t>
+      </w:r>
+    </w:p>
     <w:p/>
-    <w:tbl>
-      <w:tblPr>
-        <w:tblStyle w:val="TableGrid"/>
-        <w:tblW w:type="auto" w:w="0"/>
-        <w:jc w:val="center"/>
-        <w:tblLook w:firstColumn="1" w:firstRow="1" w:lastColumn="0" w:lastRow="0" w:noHBand="0" w:noVBand="1" w:val="04A0"/>
-      </w:tblPr>
-      <w:tblGrid>
-        <w:gridCol w:w="3120"/>
-        <w:gridCol w:w="3120"/>
-        <w:gridCol w:w="3120"/>
-      </w:tblGrid>
-      <w:tr>
-        <w:tc>
-          <w:tcPr>
-            <w:tcW w:type="dxa" w:w="3120"/>
-            <w:shd w:fill="D9EAF7"/>
-            <w:vAlign w:val="center"/>
-          </w:tcPr>
-          <w:p>
-            <w:r>
-              <w:t>Iliski</w:t>
-            </w:r>
-          </w:p>
-        </w:tc>
-        <w:tc>
-          <w:tcPr>
-            <w:tcW w:type="dxa" w:w="3120"/>
-            <w:shd w:fill="D9EAF7"/>
-            <w:vAlign w:val="center"/>
-          </w:tcPr>
-          <w:p>
-            <w:r>
-              <w:t>Kardinalite</w:t>
-            </w:r>
-          </w:p>
-        </w:tc>
-        <w:tc>
-          <w:tcPr>
-            <w:tcW w:type="dxa" w:w="3120"/>
-            <w:shd w:fill="D9EAF7"/>
-            <w:vAlign w:val="center"/>
-          </w:tcPr>
-          <w:p>
-            <w:r>
-              <w:t>Aciklama</w:t>
-            </w:r>
-          </w:p>
-        </w:tc>
-      </w:tr>
-      <w:tr>
-        <w:tc>
-          <w:tcPr>
-            <w:tcW w:type="dxa" w:w="3120"/>
-            <w:vAlign w:val="center"/>
-          </w:tcPr>
-          <w:p>
-            <w:r>
-              <w:t>Kategoriler - Urunler</w:t>
-            </w:r>
-          </w:p>
-        </w:tc>
-        <w:tc>
-          <w:tcPr>
-            <w:tcW w:type="dxa" w:w="3120"/>
-            <w:vAlign w:val="center"/>
-          </w:tcPr>
-          <w:p>
-            <w:r>
-              <w:t>1:N</w:t>
-            </w:r>
-          </w:p>
-        </w:tc>
-        <w:tc>
-          <w:tcPr>
-            <w:tcW w:type="dxa" w:w="3120"/>
-            <w:vAlign w:val="center"/>
-          </w:tcPr>
-          <w:p>
-            <w:r>
-              <w:t>Bir kategoride birden fazla urun bulunabilir.</w:t>
-            </w:r>
-          </w:p>
-        </w:tc>
-      </w:tr>
-      <w:tr>
-        <w:tc>
-          <w:tcPr>
-            <w:tcW w:type="dxa" w:w="3120"/>
-            <w:vAlign w:val="center"/>
-          </w:tcPr>
-          <w:p>
-            <w:r>
-              <w:t>Urunler - Satislar</w:t>
-            </w:r>
-          </w:p>
-        </w:tc>
-        <w:tc>
-          <w:tcPr>
-            <w:tcW w:type="dxa" w:w="3120"/>
-            <w:vAlign w:val="center"/>
-          </w:tcPr>
-          <w:p>
-            <w:r>
-              <w:t>1:N</w:t>
-            </w:r>
-          </w:p>
-        </w:tc>
-        <w:tc>
-          <w:tcPr>
-            <w:tcW w:type="dxa" w:w="3120"/>
-            <w:vAlign w:val="center"/>
-          </w:tcPr>
-          <w:p>
-            <w:r>
-              <w:t>Bir urun farkli satislarda tekrar satilabilir.</w:t>
-            </w:r>
-          </w:p>
-        </w:tc>
-      </w:tr>
-      <w:tr>
-        <w:tc>
-          <w:tcPr>
-            <w:tcW w:type="dxa" w:w="3120"/>
-            <w:vAlign w:val="center"/>
-          </w:tcPr>
-          <w:p>
-            <w:r>
-              <w:t>Musteriler - Satislar</w:t>
-            </w:r>
-          </w:p>
-        </w:tc>
-        <w:tc>
-          <w:tcPr>
-            <w:tcW w:type="dxa" w:w="3120"/>
-            <w:vAlign w:val="center"/>
-          </w:tcPr>
-          <w:p>
-            <w:r>
-              <w:t>1:N</w:t>
-            </w:r>
-          </w:p>
-        </w:tc>
-        <w:tc>
-          <w:tcPr>
-            <w:tcW w:type="dxa" w:w="3120"/>
-            <w:vAlign w:val="center"/>
-          </w:tcPr>
-          <w:p>
-            <w:r>
-              <w:t>Bir musterinin birden fazla satis kaydi olabilir.</w:t>
-            </w:r>
-          </w:p>
-        </w:tc>
-      </w:tr>
-    </w:tbl>
     <w:p>
       <w:pPr>
         <w:pStyle w:val="Heading1"/>
@@ -445,12 +366,12 @@
           <w:rFonts w:ascii="Calibri" w:hAnsi="Calibri"/>
           <w:color w:val="2E74B5"/>
         </w:rPr>
-        <w:t>ADIM-3: Veritabani Programlama</w:t>
+        <w:t>ADIM-3: Veritabanı Programlama</w:t>
       </w:r>
     </w:p>
     <w:p>
       <w:r>
-        <w:t>Veritabani MySQL uzerinde hazirlanmistir. CRUD islemleri stored procedure ile yapilir. Satis eklenmeden once trigger stok miktarini kontrol eder ve yeterli stok varsa urun stok miktarini dusurur. KDV hesaplamasi icin fonksiyon kullanilmistir.</w:t>
+        <w:t>Veritabanı MySQL üzerinde hazırlanmıştır. CRUD işlemleri stored procedure ile yapılır. Satış eklenmeden önce trigger stok miktarını kontrol eder ve yeterli stok varsa ürün stok miktarını düşürür. KDV hesaplaması için fonksiyon kullanılmıştır.</w:t>
       </w:r>
     </w:p>
     <w:p>
@@ -462,7 +383,7 @@
           <w:rFonts w:ascii="Calibri" w:hAnsi="Calibri"/>
           <w:color w:val="2E7478"/>
         </w:rPr>
-        <w:t>Trigger: Satis Yapilinca Stok Dusurme</w:t>
+        <w:t>Trigger: Satış Yapılınca Stok Düşürme</w:t>
       </w:r>
     </w:p>
     <w:p>
@@ -1150,7 +1071,7 @@
           <w:rFonts w:ascii="Calibri" w:hAnsi="Calibri"/>
           <w:color w:val="2E7478"/>
         </w:rPr>
-        <w:t>Ornek Stored Procedure: Urun Ekleme</w:t>
+        <w:t>Örnek Stored Procedure: Ürün Ekleme</w:t>
       </w:r>
     </w:p>
     <w:p>
@@ -1306,12 +1227,12 @@
           <w:rFonts w:ascii="Calibri" w:hAnsi="Calibri"/>
           <w:color w:val="2E74B5"/>
         </w:rPr>
-        <w:t>ADIM-4: Uygulama Gelistirme</w:t>
+        <w:t>ADIM-4: Uygulama Geliştirme</w:t>
       </w:r>
     </w:p>
     <w:p>
       <w:r>
-        <w:t>C# uygulamasi N-katmanli mimari ile hazirlanmistir. Data Access Layer yalnizca MySQL baglantisi ve stored procedure cagrilarini icerir. Business Logic Layer alan dogrulama ve stok kontrolu yapar. Presentation Layer Windows Forms ekranlarini icerir.</w:t>
+        <w:t>C# uygulaması N-katmanlı mimari ile hazırlanmıştır. Data Access Layer yalnızca MySQL bağlantısı ve stored procedure çağrılarını içerir. Business Logic Layer alan doğrulama ve stok kontrolü yapar. Presentation Layer Windows Forms ekranlarını içerir.</w:t>
       </w:r>
     </w:p>
     <w:tbl>
@@ -1347,7 +1268,7 @@
           </w:tcPr>
           <w:p>
             <w:r>
-              <w:t>Proje/Klasor</w:t>
+              <w:t>Proje/Klasör</w:t>
             </w:r>
           </w:p>
         </w:tc>
@@ -1359,7 +1280,7 @@
           </w:tcPr>
           <w:p>
             <w:r>
-              <w:t>Gorev</w:t>
+              <w:t>Görev</w:t>
             </w:r>
           </w:p>
         </w:tc>
@@ -1394,7 +1315,7 @@
           </w:tcPr>
           <w:p>
             <w:r>
-              <w:t>MySqlConnection, MySqlCommand ve SP cagrilari</w:t>
+              <w:t>MySqlConnection, MySqlCommand ve SP çağrıları</w:t>
             </w:r>
           </w:p>
         </w:tc>
@@ -1429,7 +1350,7 @@
           </w:tcPr>
           <w:p>
             <w:r>
-              <w:t>Urun, musteri ve satis is kurallari</w:t>
+              <w:t>Ürün, müşteri ve satış iş kuralları</w:t>
             </w:r>
           </w:p>
         </w:tc>
@@ -1464,7 +1385,7 @@
           </w:tcPr>
           <w:p>
             <w:r>
-              <w:t>Kategoriler, Urun Yonetimi, Musteri Kaydi ve Satis Ekrani</w:t>
+              <w:t>Kategoriler, Ürün Yönetimi, Müşteri Kaydı ve Satış Ekranı</w:t>
             </w:r>
           </w:p>
         </w:tc>
@@ -1479,7 +1400,7 @@
           <w:rFonts w:ascii="Calibri" w:hAnsi="Calibri"/>
           <w:color w:val="2E7478"/>
         </w:rPr>
-        <w:t>BLL Stok Kontrolu</w:t>
+        <w:t>BLL Stok Kontrolü</w:t>
       </w:r>
     </w:p>
     <w:p>
@@ -2292,7 +2213,7 @@
           <w:rFonts w:ascii="Calibri" w:hAnsi="Calibri"/>
           <w:color w:val="2E7478"/>
         </w:rPr>
-        <w:t>DAL Satis SP Cagrisi</w:t>
+        <w:t>DAL Satış SP Çağrısı</w:t>
       </w:r>
     </w:p>
     <w:p>
@@ -3051,7 +2972,7 @@
         <w:pStyle w:val="ListBullet"/>
       </w:pPr>
       <w:r>
-        <w:t>Kategoriler: Kategori ekleme, silme, guncelleme ve listeleme islemleri yapilir.</w:t>
+        <w:t>Kategoriler: Kategori ekleme, silme, güncelleme ve listeleme işlemleri yapılır.</w:t>
       </w:r>
     </w:p>
     <w:p>
@@ -3059,7 +2980,7 @@
         <w:pStyle w:val="ListBullet"/>
       </w:pPr>
       <w:r>
-        <w:t>Urun Yonetimi: Urun ekleme, silme, guncelleme ve listeleme islemleri yapilir.</w:t>
+        <w:t>Ürün Yönetimi: Ürün ekleme, silme, güncelleme ve listeleme işlemleri yapılır.</w:t>
       </w:r>
     </w:p>
     <w:p>
@@ -3067,7 +2988,7 @@
         <w:pStyle w:val="ListBullet"/>
       </w:pPr>
       <w:r>
-        <w:t>Musteri Kaydi: Musteri ekleme, silme, guncelleme ve listeleme islemleri yapilir.</w:t>
+        <w:t>Müşteri Kaydı: Müşteri ekleme, silme, güncelleme ve listeleme işlemleri yapılır.</w:t>
       </w:r>
     </w:p>
     <w:p>
@@ -3075,7 +2996,7 @@
         <w:pStyle w:val="ListBullet"/>
       </w:pPr>
       <w:r>
-        <w:t>Satis Ekrani: Satis ekleme, silme, guncelleme ve listeleme islemleri yapilir; satis sonrasi stok miktari otomatik duser.</w:t>
+        <w:t>Satış Ekranı: Satış ekleme, silme, güncelleme ve listeleme işlemleri yapılır; satış sonrası stok miktarı otomatik düşer.</w:t>
       </w:r>
     </w:p>
     <w:p>
@@ -3083,7 +3004,7 @@
         <w:rPr>
           <w:b/>
         </w:rPr>
-        <w:t>Kategori Yonetimi Ekrani</w:t>
+        <w:t>Kategori Yönetimi Ekranı</w:t>
       </w:r>
     </w:p>
     <w:p>
@@ -3130,7 +3051,7 @@
         <w:rPr>
           <w:b/>
         </w:rPr>
-        <w:t>Urun Yonetimi Ekrani</w:t>
+        <w:t>Ürün Yönetimi Ekranı</w:t>
       </w:r>
     </w:p>
     <w:p>
@@ -3177,7 +3098,7 @@
         <w:rPr>
           <w:b/>
         </w:rPr>
-        <w:t>Musteri Kaydi Ekrani</w:t>
+        <w:t>Müşteri Kaydı Ekranı</w:t>
       </w:r>
     </w:p>
     <w:p>
@@ -3224,7 +3145,7 @@
         <w:rPr>
           <w:b/>
         </w:rPr>
-        <w:t>Satis Ekrani</w:t>
+        <w:t>Satış Ekranı</w:t>
       </w:r>
     </w:p>
     <w:p>
@@ -3272,31 +3193,82 @@
       </w:pPr>
       <w:r>
         <w:rPr>
+          <w:rFonts w:ascii="Calibri" w:hAnsi="Calibri"/>
           <w:color w:val="2E74B5"/>
         </w:rPr>
-        <w:t>GitHub Linki</w:t>
+        <w:t>ADIM-5: Teslimat ve Video Akışı</w:t>
       </w:r>
     </w:p>
     <w:p>
+      <w:pPr>
+        <w:pStyle w:val="ListBullet"/>
+      </w:pPr>
       <w:r>
-        <w:t>https://github.com/emirllli/LaleliKozmetik-Veritabani-Projesi</w:t>
+        <w:t>SQL scripti: sql/laleli_kozmetik_database.sql dosyası MySQL üzerinde çalıştırılır.</w:t>
       </w:r>
     </w:p>
     <w:p>
       <w:pPr>
-        <w:pStyle w:val="Heading1"/>
+        <w:pStyle w:val="ListBullet"/>
       </w:pPr>
       <w:r>
-        <w:rPr>
-          <w:rFonts w:ascii="Calibri" w:hAnsi="Calibri"/>
-          <w:color w:val="2E74B5"/>
-        </w:rPr>
-        <w:t>ADIM-5: Teslimat ve Video Akisi</w:t>
+        <w:t>C# proje: LaleliKozmetik.sln Visual Studio ile açılır ve çalıştırılır.</w:t>
       </w:r>
     </w:p>
     <w:p>
+      <w:pPr>
+        <w:pStyle w:val="ListBullet"/>
+      </w:pPr>
       <w:r>
-        <w:t xml:space="preserve">Video linki: </w:t>
+        <w:t>Video 1: MySQL tarafında trigger ve function gösterilir.</w:t>
+      </w:r>
+    </w:p>
+    <w:p>
+      <w:pPr>
+        <w:pStyle w:val="ListBullet"/>
+      </w:pPr>
+      <w:r>
+        <w:t>Video 2: Uygulamada kategori, ürün, müşteri ve satış CRUD işlemleri gösterilir.</w:t>
+      </w:r>
+    </w:p>
+    <w:p>
+      <w:pPr>
+        <w:pStyle w:val="ListBullet"/>
+      </w:pPr>
+      <w:r>
+        <w:t>Video 3: Satış yapıldıktan sonra stok miktarının düştüğü, satış silinince stok iadesi olduğu gösterilir.</w:t>
+      </w:r>
+    </w:p>
+    <w:p>
+      <w:pPr>
+        <w:pStyle w:val="ListBullet"/>
+      </w:pPr>
+      <w:r>
+        <w:t>GitHub: Tüm proje, SQL scripti, ER diyagramı ve rapor yüklenir.</w:t>
+      </w:r>
+    </w:p>
+    <w:p/>
+    <w:p>
+      <w:r>
+        <w:rPr>
+          <w:b/>
+        </w:rPr>
+        <w:t xml:space="preserve">Video Sunum Linki: </w:t>
+      </w:r>
+      <w:r>
+        <w:t>__________________________________________________</w:t>
+      </w:r>
+    </w:p>
+    <w:p/>
+    <w:p>
+      <w:r>
+        <w:rPr>
+          <w:b/>
+        </w:rPr>
+        <w:t xml:space="preserve">GitHub Proje Deposu (Repository) Linki: </w:t>
+      </w:r>
+      <w:r>
+        <w:t>https://github.com/emirllli/LaleliKozmetik-Veritabani-Projesi</w:t>
       </w:r>
     </w:p>
     <w:sectPr>

--- a/docs/Laleli_Kozmetik_Final_Rapor.docx
+++ b/docs/Laleli_Kozmetik_Final_Rapor.docx
@@ -3196,55 +3196,7 @@
           <w:rFonts w:ascii="Calibri" w:hAnsi="Calibri"/>
           <w:color w:val="2E74B5"/>
         </w:rPr>
-        <w:t>ADIM-5: Teslimat ve Video Akışı</w:t>
-      </w:r>
-    </w:p>
-    <w:p>
-      <w:pPr>
-        <w:pStyle w:val="ListBullet"/>
-      </w:pPr>
-      <w:r>
-        <w:t>SQL scripti: sql/laleli_kozmetik_database.sql dosyası MySQL üzerinde çalıştırılır.</w:t>
-      </w:r>
-    </w:p>
-    <w:p>
-      <w:pPr>
-        <w:pStyle w:val="ListBullet"/>
-      </w:pPr>
-      <w:r>
-        <w:t>C# proje: LaleliKozmetik.sln Visual Studio ile açılır ve çalıştırılır.</w:t>
-      </w:r>
-    </w:p>
-    <w:p>
-      <w:pPr>
-        <w:pStyle w:val="ListBullet"/>
-      </w:pPr>
-      <w:r>
-        <w:t>Video 1: MySQL tarafında trigger ve function gösterilir.</w:t>
-      </w:r>
-    </w:p>
-    <w:p>
-      <w:pPr>
-        <w:pStyle w:val="ListBullet"/>
-      </w:pPr>
-      <w:r>
-        <w:t>Video 2: Uygulamada kategori, ürün, müşteri ve satış CRUD işlemleri gösterilir.</w:t>
-      </w:r>
-    </w:p>
-    <w:p>
-      <w:pPr>
-        <w:pStyle w:val="ListBullet"/>
-      </w:pPr>
-      <w:r>
-        <w:t>Video 3: Satış yapıldıktan sonra stok miktarının düştüğü, satış silinince stok iadesi olduğu gösterilir.</w:t>
-      </w:r>
-    </w:p>
-    <w:p>
-      <w:pPr>
-        <w:pStyle w:val="ListBullet"/>
-      </w:pPr>
-      <w:r>
-        <w:t>GitHub: Tüm proje, SQL scripti, ER diyagramı ve rapor yüklenir.</w:t>
+        <w:t>ADIM-5: Teslimat ve Video Sunumu</w:t>
       </w:r>
     </w:p>
     <w:p/>

--- a/docs/Laleli_Kozmetik_Final_Rapor.docx
+++ b/docs/Laleli_Kozmetik_Final_Rapor.docx
@@ -59,7 +59,7 @@
         <w:pStyle w:val="ListBullet"/>
       </w:pPr>
       <w:r>
-        <w:t>Problem: Stok takibi defter veya dağınık dosyalarla yapıldığı için güncel stok miktarı hızlı görülememektedir.</w:t>
+        <w:t>Problem: Stok takibi defter veya dağınık dosyalarla yapıldığı için güncel stok miktari hızlı görülememektedir.</w:t>
       </w:r>
     </w:p>
     <w:p>
@@ -256,8 +256,59 @@
       <w:r>
         <w:drawing>
           <wp:inline xmlns:a="http://schemas.openxmlformats.org/drawingml/2006/main" xmlns:pic="http://schemas.openxmlformats.org/drawingml/2006/picture">
+            <wp:extent cx="5943600" cy="3608614"/>
+            <wp:docPr id="1" name="Picture 1"/>
+            <wp:cNvGraphicFramePr>
+              <a:graphicFrameLocks noChangeAspect="1"/>
+            </wp:cNvGraphicFramePr>
+            <a:graphic>
+              <a:graphicData uri="http://schemas.openxmlformats.org/drawingml/2006/picture">
+                <pic:pic>
+                  <pic:nvPicPr>
+                    <pic:cNvPr id="0" name="er_diagram.png"/>
+                    <pic:cNvPicPr/>
+                  </pic:nvPicPr>
+                  <pic:blipFill>
+                    <a:blip r:embed="rId9"/>
+                    <a:stretch>
+                      <a:fillRect/>
+                    </a:stretch>
+                  </pic:blipFill>
+                  <pic:spPr>
+                    <a:xfrm>
+                      <a:off x="0" y="0"/>
+                      <a:ext cx="5943600" cy="3608614"/>
+                    </a:xfrm>
+                    <a:prstGeom prst="rect"/>
+                  </pic:spPr>
+                </pic:pic>
+              </a:graphicData>
+            </a:graphic>
+          </wp:inline>
+        </w:drawing>
+      </w:r>
+    </w:p>
+    <w:p>
+      <w:pPr>
+        <w:pStyle w:val="Heading2"/>
+      </w:pPr>
+      <w:r>
+        <w:rPr>
+          <w:rFonts w:ascii="Calibri" w:hAnsi="Calibri"/>
+          <w:color w:val="2E7478"/>
+        </w:rPr>
+        <w:t>İlişkisel (Mantıksal) Şema</w:t>
+      </w:r>
+    </w:p>
+    <w:p>
+      <w:pPr>
+        <w:jc w:val="center"/>
+      </w:pPr>
+      <w:r>
+        <w:drawing>
+          <wp:inline xmlns:a="http://schemas.openxmlformats.org/drawingml/2006/main" xmlns:pic="http://schemas.openxmlformats.org/drawingml/2006/picture">
             <wp:extent cx="5943600" cy="5305127"/>
-            <wp:docPr id="1" name="Picture 1"/>
+            <wp:docPr id="2" name="Picture 2"/>
             <wp:cNvGraphicFramePr>
               <a:graphicFrameLocks noChangeAspect="1"/>
             </wp:cNvGraphicFramePr>
@@ -269,7 +320,7 @@
                     <pic:cNvPicPr/>
                   </pic:nvPicPr>
                   <pic:blipFill>
-                    <a:blip r:embed="rId9"/>
+                    <a:blip r:embed="rId10"/>
                     <a:stretch>
                       <a:fillRect/>
                     </a:stretch>
@@ -286,18 +337,6 @@
             </a:graphic>
           </wp:inline>
         </w:drawing>
-      </w:r>
-    </w:p>
-    <w:p>
-      <w:pPr>
-        <w:pStyle w:val="Heading2"/>
-      </w:pPr>
-      <w:r>
-        <w:rPr>
-          <w:rFonts w:ascii="Calibri" w:hAnsi="Calibri"/>
-          <w:color w:val="2E7478"/>
-        </w:rPr>
-        <w:t>İlişkisel (Mantıksal) Şema</w:t>
       </w:r>
     </w:p>
     <w:p>
@@ -3015,7 +3054,7 @@
         <w:drawing>
           <wp:inline xmlns:a="http://schemas.openxmlformats.org/drawingml/2006/main" xmlns:pic="http://schemas.openxmlformats.org/drawingml/2006/picture">
             <wp:extent cx="5943600" cy="3442378"/>
-            <wp:docPr id="2" name="Picture 2"/>
+            <wp:docPr id="3" name="Picture 3"/>
             <wp:cNvGraphicFramePr>
               <a:graphicFrameLocks noChangeAspect="1"/>
             </wp:cNvGraphicFramePr>
@@ -3027,7 +3066,7 @@
                     <pic:cNvPicPr/>
                   </pic:nvPicPr>
                   <pic:blipFill>
-                    <a:blip r:embed="rId10"/>
+                    <a:blip r:embed="rId11"/>
                     <a:stretch>
                       <a:fillRect/>
                     </a:stretch>
@@ -3062,7 +3101,7 @@
         <w:drawing>
           <wp:inline xmlns:a="http://schemas.openxmlformats.org/drawingml/2006/main" xmlns:pic="http://schemas.openxmlformats.org/drawingml/2006/picture">
             <wp:extent cx="5943600" cy="3442378"/>
-            <wp:docPr id="3" name="Picture 3"/>
+            <wp:docPr id="4" name="Picture 4"/>
             <wp:cNvGraphicFramePr>
               <a:graphicFrameLocks noChangeAspect="1"/>
             </wp:cNvGraphicFramePr>
@@ -3074,7 +3113,7 @@
                     <pic:cNvPicPr/>
                   </pic:nvPicPr>
                   <pic:blipFill>
-                    <a:blip r:embed="rId11"/>
+                    <a:blip r:embed="rId12"/>
                     <a:stretch>
                       <a:fillRect/>
                     </a:stretch>
@@ -3109,7 +3148,7 @@
         <w:drawing>
           <wp:inline xmlns:a="http://schemas.openxmlformats.org/drawingml/2006/main" xmlns:pic="http://schemas.openxmlformats.org/drawingml/2006/picture">
             <wp:extent cx="5943600" cy="3442378"/>
-            <wp:docPr id="4" name="Picture 4"/>
+            <wp:docPr id="5" name="Picture 5"/>
             <wp:cNvGraphicFramePr>
               <a:graphicFrameLocks noChangeAspect="1"/>
             </wp:cNvGraphicFramePr>
@@ -3121,7 +3160,7 @@
                     <pic:cNvPicPr/>
                   </pic:nvPicPr>
                   <pic:blipFill>
-                    <a:blip r:embed="rId12"/>
+                    <a:blip r:embed="rId13"/>
                     <a:stretch>
                       <a:fillRect/>
                     </a:stretch>
@@ -3156,7 +3195,7 @@
         <w:drawing>
           <wp:inline xmlns:a="http://schemas.openxmlformats.org/drawingml/2006/main" xmlns:pic="http://schemas.openxmlformats.org/drawingml/2006/picture">
             <wp:extent cx="5943600" cy="3442378"/>
-            <wp:docPr id="5" name="Picture 5"/>
+            <wp:docPr id="6" name="Picture 6"/>
             <wp:cNvGraphicFramePr>
               <a:graphicFrameLocks noChangeAspect="1"/>
             </wp:cNvGraphicFramePr>
@@ -3168,7 +3207,7 @@
                     <pic:cNvPicPr/>
                   </pic:nvPicPr>
                   <pic:blipFill>
-                    <a:blip r:embed="rId13"/>
+                    <a:blip r:embed="rId14"/>
                     <a:stretch>
                       <a:fillRect/>
                     </a:stretch>

--- a/docs/Laleli_Kozmetik_Final_Rapor.docx
+++ b/docs/Laleli_Kozmetik_Final_Rapor.docx
@@ -2530,7 +2530,7 @@
           <w:rFonts w:ascii="Consolas" w:hAnsi="Consolas"/>
           <w:sz w:val="17"/>
         </w:rPr>
-        <w:t xml:space="preserve">           u.stok_miktari, u.barkod</w:t>
+        <w:t xml:space="preserve">           u.stok_miktari, fn_stok_durumu(u.stok_miktari) AS stok_durumu, u.barkod</w:t>
       </w:r>
     </w:p>
     <w:p>
@@ -4756,7 +4756,7 @@
           <w:rFonts w:ascii="Consolas" w:hAnsi="Consolas"/>
           <w:sz w:val="17"/>
         </w:rPr>
-        <w:t xml:space="preserve">           u.stok_miktari, u.barkod</w:t>
+        <w:t xml:space="preserve">           u.stok_miktari, fn_stok_durumu(u.stok_miktari) AS stok_durumu, u.barkod</w:t>
       </w:r>
     </w:p>
     <w:p>

--- a/docs/Laleli_Kozmetik_Final_Rapor.docx
+++ b/docs/Laleli_Kozmetik_Final_Rapor.docx
@@ -987,7 +987,7 @@
     </w:p>
     <w:p>
       <w:r>
-        <w:t>Açıklama: Gerçekleşen tüm satış hareketlerini kaydeder. Her satış kaydı bir ürün (urun_id FK) ve bir müşteri (musteri_id FK) ile ilişkilidir. Satış adedinin 0 veya negatif olamayacağına dair chk_satis_adet kısıtı içerir.</w:t>
+        <w:t>Açıklama: Gerleşen tüm satış hareketlerini kaydeder. Her satış kaydı bir ürün (urun_id FK) ve bir müşteri (musteri_id FK) ile ilişkilidir. Satış adedinin 0 veya negatif olamayacağına dair chk_satis_adet kısıtı içerir.</w:t>
       </w:r>
     </w:p>
     <w:p>

--- a/docs/Laleli_Kozmetik_Final_Rapor.docx
+++ b/docs/Laleli_Kozmetik_Final_Rapor.docx
@@ -987,7 +987,7 @@
     </w:p>
     <w:p>
       <w:r>
-        <w:t>Açıklama: Gerleşen tüm satış hareketlerini kaydeder. Her satış kaydı bir ürün (urun_id FK) ve bir müşteri (musteri_id FK) ile ilişkilidir. Satış adedinin 0 veya negatif olamayacağına dair chk_satis_adet kısıtı içerir.</w:t>
+        <w:t>Açıklama: Gerçekleşen tüm satış hareketlerini kaydeder. Her satış kaydı bir ürün (urun_id FK) ve bir müşteri (musteri_id FK) ile ilişkilidir. Satış adedinin 0 veya negatif olamayacağına dair chk_satis_adet kısıtı içerir.</w:t>
       </w:r>
     </w:p>
     <w:p>
@@ -8241,7 +8241,7 @@
       <w:r>
         <w:drawing>
           <wp:inline xmlns:a="http://schemas.openxmlformats.org/drawingml/2006/main" xmlns:pic="http://schemas.openxmlformats.org/drawingml/2006/picture">
-            <wp:extent cx="5943600" cy="3442378"/>
+            <wp:extent cx="5943600" cy="3621881"/>
             <wp:docPr id="4" name="Picture 4"/>
             <wp:cNvGraphicFramePr>
               <a:graphicFrameLocks noChangeAspect="1"/>
@@ -8262,7 +8262,7 @@
                   <pic:spPr>
                     <a:xfrm>
                       <a:off x="0" y="0"/>
-                      <a:ext cx="5943600" cy="3442378"/>
+                      <a:ext cx="5943600" cy="3621881"/>
                     </a:xfrm>
                     <a:prstGeom prst="rect"/>
                   </pic:spPr>

--- a/docs/Laleli_Kozmetik_Final_Rapor.docx
+++ b/docs/Laleli_Kozmetik_Final_Rapor.docx
@@ -8388,7 +8388,7 @@
         <w:t xml:space="preserve">Video Sunum Linki: </w:t>
       </w:r>
       <w:r>
-        <w:t>__________________________________________________</w:t>
+        <w:t>https://youtu.be/B7i3i5t76LA</w:t>
       </w:r>
     </w:p>
     <w:p/>
